--- a/certificates/medical_certs_template/Medical Certificate_Activitiest-training-seminars.docx
+++ b/certificates/medical_certs_template/Medical Certificate_Activitiest-training-seminars.docx
@@ -106,7 +106,58 @@
           <w:sz w:val="22"/>
           <w:szCs w:val="20"/>
         </w:rPr>
-        <w:t>This is to certify that {{ patient_name }}, {{ age }} years old, a {% if year_level %}{{ year_level }} {% endif %}{% if college %}{{ college }} {% endif %}student in this campus, has seen and examined through medical/Physical Examination by the undersigned and is Physically Fit to participate the {{ activity_name }} on {{ exam_date }} at NORSU, Bayawan-Sta. Catalina Campus, Bayawan City.</w:t>
+        <w:t xml:space="preserve">This is to certify that {{ patient_name }}, {{ age }} years old, a {% if year_level %}{{ year_level }} {% endif %}{% if course %}{{ course }} {% endif %}student in this campus, has seen and examined through </w:t>
+      </w:r>
+      <w:r>
+        <w:rPr>
+          <w:rFonts w:ascii="Times New Roman" w:hAnsi="Times New Roman" w:cs="Times New Roman"/>
+          <w:kern w:val="0"/>
+          <w:sz w:val="22"/>
+          <w:szCs w:val="20"/>
+          <w:u w:val="single"/>
+        </w:rPr>
+        <w:t>medical</w:t>
+      </w:r>
+      <w:r>
+        <w:rPr>
+          <w:rFonts w:ascii="Times New Roman" w:hAnsi="Times New Roman" w:cs="Times New Roman"/>
+          <w:b/>
+          <w:bCs/>
+          <w:kern w:val="0"/>
+          <w:sz w:val="22"/>
+          <w:szCs w:val="20"/>
+          <w:u w:val="single"/>
+        </w:rPr>
+        <w:t>/Physical Examination</w:t>
+      </w:r>
+      <w:r>
+        <w:rPr>
+          <w:rFonts w:ascii="Times New Roman" w:hAnsi="Times New Roman" w:cs="Times New Roman"/>
+          <w:kern w:val="0"/>
+          <w:sz w:val="22"/>
+          <w:szCs w:val="20"/>
+        </w:rPr>
+        <w:t xml:space="preserve"> by the undersigned and is </w:t>
+      </w:r>
+      <w:r>
+        <w:rPr>
+          <w:rFonts w:ascii="Times New Roman" w:hAnsi="Times New Roman" w:cs="Times New Roman"/>
+          <w:b/>
+          <w:bCs/>
+          <w:kern w:val="0"/>
+          <w:sz w:val="22"/>
+          <w:szCs w:val="20"/>
+        </w:rPr>
+        <w:t>Physically Fit</w:t>
+      </w:r>
+      <w:r>
+        <w:rPr>
+          <w:rFonts w:ascii="Times New Roman" w:hAnsi="Times New Roman" w:cs="Times New Roman"/>
+          <w:kern w:val="0"/>
+          <w:sz w:val="22"/>
+          <w:szCs w:val="20"/>
+        </w:rPr>
+        <w:t xml:space="preserve"> to participate the {{ activity_name }} on {{ exam_date }} at {{ place }}.</w:t>
       </w:r>
     </w:p>
     <w:p>
@@ -269,7 +320,209 @@
           <w:sz w:val="22"/>
           <w:szCs w:val="20"/>
         </w:rPr>
-        <w:t>Temp.: {{ temperature }}   BP: {{ blood_pressure }}   PR: {{ pulse_rate }}   RR: {{ respiratory_rate }}</w:t>
+        <w:t xml:space="preserve">Temp.: </w:t>
+      </w:r>
+      <w:proofErr w:type="gramStart"/>
+      <w:r>
+        <w:rPr>
+          <w:rFonts w:ascii="Times New Roman" w:hAnsi="Times New Roman" w:cs="Times New Roman"/>
+          <w:kern w:val="0"/>
+          <w:sz w:val="22"/>
+          <w:szCs w:val="20"/>
+          <w:u w:val="single"/>
+        </w:rPr>
+        <w:t>{{ temperature</w:t>
+      </w:r>
+      <w:proofErr w:type="gramEnd"/>
+      <w:r>
+        <w:rPr>
+          <w:rFonts w:ascii="Times New Roman" w:hAnsi="Times New Roman" w:cs="Times New Roman"/>
+          <w:kern w:val="0"/>
+          <w:sz w:val="22"/>
+          <w:szCs w:val="20"/>
+          <w:u w:val="single"/>
+        </w:rPr>
+        <w:t xml:space="preserve"> </w:t>
+      </w:r>
+      <w:proofErr w:type="gramStart"/>
+      <w:r>
+        <w:rPr>
+          <w:rFonts w:ascii="Times New Roman" w:hAnsi="Times New Roman" w:cs="Times New Roman"/>
+          <w:kern w:val="0"/>
+          <w:sz w:val="22"/>
+          <w:szCs w:val="20"/>
+          <w:u w:val="single"/>
+        </w:rPr>
+        <w:t>}}</w:t>
+      </w:r>
+      <w:r>
+        <w:rPr>
+          <w:rFonts w:ascii="Times New Roman" w:hAnsi="Times New Roman" w:cs="Times New Roman"/>
+          <w:kern w:val="0"/>
+          <w:sz w:val="22"/>
+          <w:szCs w:val="20"/>
+        </w:rPr>
+        <w:t xml:space="preserve">   </w:t>
+      </w:r>
+      <w:proofErr w:type="gramEnd"/>
+      <w:r>
+        <w:rPr>
+          <w:rFonts w:ascii="Times New Roman" w:hAnsi="Times New Roman" w:cs="Times New Roman"/>
+          <w:kern w:val="0"/>
+          <w:sz w:val="22"/>
+          <w:szCs w:val="20"/>
+        </w:rPr>
+        <w:t xml:space="preserve">BP: </w:t>
+      </w:r>
+      <w:proofErr w:type="gramStart"/>
+      <w:r>
+        <w:rPr>
+          <w:rFonts w:ascii="Times New Roman" w:hAnsi="Times New Roman" w:cs="Times New Roman"/>
+          <w:kern w:val="0"/>
+          <w:sz w:val="22"/>
+          <w:szCs w:val="20"/>
+          <w:u w:val="single"/>
+        </w:rPr>
+        <w:t>{{ blood</w:t>
+      </w:r>
+      <w:proofErr w:type="gramEnd"/>
+      <w:r>
+        <w:rPr>
+          <w:rFonts w:ascii="Times New Roman" w:hAnsi="Times New Roman" w:cs="Times New Roman"/>
+          <w:kern w:val="0"/>
+          <w:sz w:val="22"/>
+          <w:szCs w:val="20"/>
+          <w:u w:val="single"/>
+        </w:rPr>
+        <w:t>_</w:t>
+      </w:r>
+      <w:proofErr w:type="gramStart"/>
+      <w:r>
+        <w:rPr>
+          <w:rFonts w:ascii="Times New Roman" w:hAnsi="Times New Roman" w:cs="Times New Roman"/>
+          <w:kern w:val="0"/>
+          <w:sz w:val="22"/>
+          <w:szCs w:val="20"/>
+          <w:u w:val="single"/>
+        </w:rPr>
+        <w:t>pressure }</w:t>
+      </w:r>
+      <w:proofErr w:type="gramEnd"/>
+      <w:r>
+        <w:rPr>
+          <w:rFonts w:ascii="Times New Roman" w:hAnsi="Times New Roman" w:cs="Times New Roman"/>
+          <w:kern w:val="0"/>
+          <w:sz w:val="22"/>
+          <w:szCs w:val="20"/>
+          <w:u w:val="single"/>
+        </w:rPr>
+        <w:t>}</w:t>
+      </w:r>
+      <w:r>
+        <w:rPr>
+          <w:rFonts w:ascii="Times New Roman" w:hAnsi="Times New Roman" w:cs="Times New Roman"/>
+          <w:kern w:val="0"/>
+          <w:sz w:val="22"/>
+          <w:szCs w:val="20"/>
+        </w:rPr>
+        <w:t xml:space="preserve">   PR: </w:t>
+      </w:r>
+      <w:proofErr w:type="gramStart"/>
+      <w:r>
+        <w:rPr>
+          <w:rFonts w:ascii="Times New Roman" w:hAnsi="Times New Roman" w:cs="Times New Roman"/>
+          <w:kern w:val="0"/>
+          <w:sz w:val="22"/>
+          <w:szCs w:val="20"/>
+          <w:u w:val="single"/>
+        </w:rPr>
+        <w:t>{{ pulse</w:t>
+      </w:r>
+      <w:proofErr w:type="gramEnd"/>
+      <w:r>
+        <w:rPr>
+          <w:rFonts w:ascii="Times New Roman" w:hAnsi="Times New Roman" w:cs="Times New Roman"/>
+          <w:kern w:val="0"/>
+          <w:sz w:val="22"/>
+          <w:szCs w:val="20"/>
+          <w:u w:val="single"/>
+        </w:rPr>
+        <w:t>_</w:t>
+      </w:r>
+      <w:proofErr w:type="gramStart"/>
+      <w:r>
+        <w:rPr>
+          <w:rFonts w:ascii="Times New Roman" w:hAnsi="Times New Roman" w:cs="Times New Roman"/>
+          <w:kern w:val="0"/>
+          <w:sz w:val="22"/>
+          <w:szCs w:val="20"/>
+          <w:u w:val="single"/>
+        </w:rPr>
+        <w:t>rate }</w:t>
+      </w:r>
+      <w:proofErr w:type="gramEnd"/>
+      <w:r>
+        <w:rPr>
+          <w:rFonts w:ascii="Times New Roman" w:hAnsi="Times New Roman" w:cs="Times New Roman"/>
+          <w:kern w:val="0"/>
+          <w:sz w:val="22"/>
+          <w:szCs w:val="20"/>
+          <w:u w:val="single"/>
+        </w:rPr>
+        <w:t>}</w:t>
+      </w:r>
+      <w:r>
+        <w:rPr>
+          <w:rFonts w:ascii="Times New Roman" w:hAnsi="Times New Roman" w:cs="Times New Roman"/>
+          <w:kern w:val="0"/>
+          <w:sz w:val="22"/>
+          <w:szCs w:val="20"/>
+        </w:rPr>
+        <w:t xml:space="preserve">   RR: </w:t>
+      </w:r>
+      <w:proofErr w:type="gramStart"/>
+      <w:r>
+        <w:rPr>
+          <w:rFonts w:ascii="Times New Roman" w:hAnsi="Times New Roman" w:cs="Times New Roman"/>
+          <w:kern w:val="0"/>
+          <w:sz w:val="22"/>
+          <w:szCs w:val="20"/>
+          <w:u w:val="single"/>
+        </w:rPr>
+        <w:t>{{ respiratory</w:t>
+      </w:r>
+      <w:proofErr w:type="gramEnd"/>
+      <w:r>
+        <w:rPr>
+          <w:rFonts w:ascii="Times New Roman" w:hAnsi="Times New Roman" w:cs="Times New Roman"/>
+          <w:kern w:val="0"/>
+          <w:sz w:val="22"/>
+          <w:szCs w:val="20"/>
+          <w:u w:val="single"/>
+        </w:rPr>
+        <w:t>_</w:t>
+      </w:r>
+      <w:proofErr w:type="gramStart"/>
+      <w:r>
+        <w:rPr>
+          <w:rFonts w:ascii="Times New Roman" w:hAnsi="Times New Roman" w:cs="Times New Roman"/>
+          <w:kern w:val="0"/>
+          <w:sz w:val="22"/>
+          <w:szCs w:val="20"/>
+          <w:u w:val="single"/>
+        </w:rPr>
+        <w:t>rate }</w:t>
+      </w:r>
+      <w:proofErr w:type="gramEnd"/>
+      <w:r>
+        <w:rPr>
+          <w:rFonts w:ascii="Times New Roman" w:hAnsi="Times New Roman" w:cs="Times New Roman"/>
+          <w:kern w:val="0"/>
+          <w:sz w:val="22"/>
+          <w:szCs w:val="20"/>
+          <w:u w:val="single"/>
+        </w:rPr>
+        <w:t>}</w:t>
       </w:r>
     </w:p>
     <w:p>
@@ -474,6 +727,7 @@
     </w:p>
     <w:sectPr>
       <w:headerReference w:type="default" r:id="rId7"/>
+      <w:footerReference w:type="default" r:id="rId8"/>
       <w:pgSz w:w="12240" w:h="18720" w:code="1"/>
       <w:pgMar w:top="360" w:right="749" w:bottom="274" w:left="907" w:header="187" w:footer="720" w:gutter="0"/>
       <w:cols w:space="720"/>
@@ -500,6 +754,16 @@
     </w:p>
   </w:endnote>
 </w:endnotes>
+</file>
+
+<file path=word/footer1.xml><?xml version="1.0" encoding="utf-8"?>
+<w:ftr xmlns:wpc="http://schemas.microsoft.com/office/word/2010/wordprocessingCanvas" xmlns:cx="http://schemas.microsoft.com/office/drawing/2014/chartex" xmlns:cx1="http://schemas.microsoft.com/office/drawing/2015/9/8/chartex" xmlns:cx2="http://schemas.microsoft.com/office/drawing/2015/10/21/chartex" xmlns:cx3="http://schemas.microsoft.com/office/drawing/2016/5/9/chartex" xmlns:cx4="http://schemas.microsoft.com/office/drawing/2016/5/10/chartex" xmlns:cx5="http://schemas.microsoft.com/office/drawing/2016/5/11/chartex" xmlns:cx6="http://schemas.microsoft.com/office/drawing/2016/5/12/chartex" xmlns:cx7="http://schemas.microsoft.com/office/drawing/2016/5/13/chartex" xmlns:cx8="http://schemas.microsoft.com/office/drawing/2016/5/14/chartex" xmlns:mc="http://schemas.openxmlformats.org/markup-compatibility/2006" xmlns:aink="http://schemas.microsoft.com/office/drawing/2016/ink" xmlns:am3d="http://schemas.microsoft.com/office/drawing/2017/model3d" xmlns:o="urn:schemas-microsoft-com:office:office" xmlns:oel="http://schemas.microsoft.com/office/2019/extlst" xmlns:r="http://schemas.openxmlformats.org/officeDocument/2006/relationships" xmlns:m="http://schemas.openxmlformats.org/officeDocument/2006/math" xmlns:v="urn:schemas-microsoft-com:vml" xmlns:wp14="http://schemas.microsoft.com/office/word/2010/wordprocessingDrawing" xmlns:wp="http://schemas.openxmlformats.org/drawingml/2006/wordprocessingDrawing" xmlns:w10="urn:schemas-microsoft-com:office:word" xmlns:w="http://schemas.openxmlformats.org/wordprocessingml/2006/main" xmlns:w14="http://schemas.microsoft.com/office/word/2010/wordml" xmlns:w15="http://schemas.microsoft.com/office/word/2012/wordml" xmlns:w16cex="http://schemas.microsoft.com/office/word/2018/wordml/cex" xmlns:w16cid="http://schemas.microsoft.com/office/word/2016/wordml/cid" xmlns:w16="http://schemas.microsoft.com/office/word/2018/wordml" xmlns:w16du="http://schemas.microsoft.com/office/word/2023/wordml/word16du" xmlns:w16sdtdh="http://schemas.microsoft.com/office/word/2020/wordml/sdtdatahash" xmlns:w16sdtfl="http://schemas.microsoft.com/office/word/2024/wordml/sdtformatlock" xmlns:w16se="http://schemas.microsoft.com/office/word/2015/wordml/symex" xmlns:wpg="http://schemas.microsoft.com/office/word/2010/wordprocessingGroup" xmlns:wpi="http://schemas.microsoft.com/office/word/2010/wordprocessingInk" xmlns:wne="http://schemas.microsoft.com/office/word/2006/wordml" xmlns:wps="http://schemas.microsoft.com/office/word/2010/wordprocessingShape" mc:Ignorable="w14 w15 w16se w16cid w16 w16cex w16sdtdh w16sdtfl w16du wp14">
+  <w:p>
+    <w:pPr>
+      <w:pStyle w:val="Footer"/>
+    </w:pPr>
+  </w:p>
+</w:ftr>
 </file>
 
 <file path=word/footnotes.xml><?xml version="1.0" encoding="utf-8"?>
@@ -533,7 +797,7 @@
         <w:noProof/>
       </w:rPr>
       <w:drawing>
-        <wp:inline distT="0" distB="0" distL="0" distR="0" wp14:anchorId="12B51618" wp14:editId="481D5DC0">
+        <wp:inline distT="0" distB="0" distL="0" distR="0" wp14:anchorId="1D736C2C" wp14:editId="7009952B">
           <wp:extent cx="4552950" cy="754489"/>
           <wp:effectExtent l="0" t="0" r="0" b="0"/>
           <wp:docPr id="7" name="Picture 7" descr="C:\Users\IT103\Downloads\711115348_4347666538830577_315246912542577362_n.png"/>
@@ -637,7 +901,7 @@
       <mc:AlternateContent>
         <mc:Choice Requires="wps">
           <w:drawing>
-            <wp:anchor distT="0" distB="0" distL="114300" distR="114300" simplePos="0" relativeHeight="251660288" behindDoc="0" locked="0" layoutInCell="1" allowOverlap="1" wp14:anchorId="29A27015" wp14:editId="57B2AD98">
+            <wp:anchor distT="0" distB="0" distL="114300" distR="114300" simplePos="0" relativeHeight="251660288" behindDoc="0" locked="0" layoutInCell="1" allowOverlap="1" wp14:anchorId="3AAC93E0" wp14:editId="09B1B898">
               <wp:simplePos x="0" y="0"/>
               <wp:positionH relativeFrom="margin">
                 <wp:align>left</wp:align>
@@ -683,7 +947,7 @@
         </mc:Choice>
         <mc:Fallback>
           <w:pict>
-            <v:line w14:anchorId="423617B5" id="Line 5" o:spid="_x0000_s1026" style="position:absolute;flip:y;z-index:251660288;visibility:visible;mso-wrap-style:square;mso-wrap-distance-left:9pt;mso-wrap-distance-top:0;mso-wrap-distance-right:9pt;mso-wrap-distance-bottom:0;mso-position-horizontal:left;mso-position-horizontal-relative:margin;mso-position-vertical:absolute;mso-position-vertical-relative:text" from="0,3pt" to="482.45pt,3pt" o:gfxdata="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" strokecolor="blue" strokeweight="4.5pt">
+            <v:line w14:anchorId="07E486D8" id="Line 5" o:spid="_x0000_s1026" style="position:absolute;flip:y;z-index:251660288;visibility:visible;mso-wrap-style:square;mso-wrap-distance-left:9pt;mso-wrap-distance-top:0;mso-wrap-distance-right:9pt;mso-wrap-distance-bottom:0;mso-position-horizontal:left;mso-position-horizontal-relative:margin;mso-position-vertical:absolute;mso-position-vertical-relative:text" from="0,3pt" to="482.45pt,3pt" o:gfxdata="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" strokecolor="blue" strokeweight="4.5pt">
               <v:stroke linestyle="thinThick"/>
               <w10:wrap anchorx="margin"/>
             </v:line>
